--- a/pr-preview/pr-434/chapters/mathematical-writing-tracked-changes.docx
+++ b/pr-preview/pr-434/chapters/mathematical-writing-tracked-changes.docx
@@ -26,7 +26,7 @@
       </w:pPr>
       <w:ins w:id="2" w:author="PR Preview" w:date="2026-01-01T00:00:00Z">
         <w:r>
-          <w:t xml:space="preserve">Last modified: 2026-10-29 17:04:15 (PDT)</w:t>
+          <w:t xml:space="preserve">Last modified: 2026-10-29 17:11:04 (PDT)</w:t>
         </w:r>
       </w:ins>
     </w:p>
@@ -4309,7 +4309,7 @@
       </w:r>
     </w:p>
     <w:bookmarkEnd w:id="52"/>
-    <w:bookmarkStart w:id="55" w:name="state-a-theorem-in-one-short-sentence"/>
+    <w:bookmarkStart w:id="56" w:name="state-a-theorem-in-one-short-sentence"/>
     <w:p>
       <w:pPr>
         <w:pStyle w:val="Heading2"/>
@@ -4406,7 +4406,7 @@
       </w:ins>
       <w:ins w:id="19" w:author="PR Preview" w:date="2026-01-01T00:00:00Z">
         <w:r>
-          <w:t xml:space="preserve">Leave asides out of the statement itself:</w:t>
+          <w:t xml:space="preserve">Leave asides out of the statement itself.</w:t>
         </w:r>
       </w:ins>
       <w:ins w:id="20" w:author="PR Preview" w:date="2026-01-01T00:00:00Z">
@@ -4416,7 +4416,7 @@
       </w:ins>
       <w:ins w:id="21" w:author="PR Preview" w:date="2026-01-01T00:00:00Z">
         <w:r>
-          <w:t xml:space="preserve">“Without loss of generality we may assume …”</w:t>
+          <w:t xml:space="preserve">Halmos says that phrases such as</w:t>
         </w:r>
       </w:ins>
       <w:ins w:id="22" w:author="PR Preview" w:date="2026-01-01T00:00:00Z">
@@ -4426,96 +4426,106 @@
       </w:ins>
       <w:ins w:id="23" w:author="PR Preview" w:date="2026-01-01T00:00:00Z">
         <w:r>
+          <w:t xml:space="preserve">“without loss of generality we may assume …”</w:t>
+        </w:r>
+      </w:ins>
+      <w:ins w:id="24" w:author="PR Preview" w:date="2026-01-01T00:00:00Z">
+        <w:r>
+          <w:t xml:space="preserve"> </w:t>
+        </w:r>
+      </w:ins>
+      <w:ins w:id="25" w:author="PR Preview" w:date="2026-01-01T00:00:00Z">
+        <w:r>
           <w:t xml:space="preserve">and</w:t>
         </w:r>
       </w:ins>
-      <w:ins w:id="24" w:author="PR Preview" w:date="2026-01-01T00:00:00Z">
+      <w:ins w:id="26" w:author="PR Preview" w:date="2026-01-01T00:00:00Z">
         <w:r>
           <w:t xml:space="preserve"> </w:t>
         </w:r>
       </w:ins>
-      <w:ins w:id="25" w:author="PR Preview" w:date="2026-01-01T00:00:00Z">
-        <w:r>
-          <w:t xml:space="preserve">“Moreover it follows from Theorem 1 that …”</w:t>
-        </w:r>
-      </w:ins>
-      <w:ins w:id="26" w:author="PR Preview" w:date="2026-01-01T00:00:00Z">
+      <w:ins w:id="27" w:author="PR Preview" w:date="2026-01-01T00:00:00Z">
+        <w:r>
+          <w:t xml:space="preserve">“moreover it follows from Theorem 1 that …”</w:t>
+        </w:r>
+      </w:ins>
+      <w:ins w:id="28" w:author="PR Preview" w:date="2026-01-01T00:00:00Z">
         <w:r>
           <w:t xml:space="preserve"> </w:t>
         </w:r>
       </w:ins>
-      <w:ins w:id="27" w:author="PR Preview" w:date="2026-01-01T00:00:00Z">
-        <w:r>
-          <w:t xml:space="preserve">“do not belong in the statement of a theorem”</w:t>
-        </w:r>
-      </w:ins>
-      <w:ins w:id="28" w:author="PR Preview" w:date="2026-01-01T00:00:00Z">
+      <w:ins w:id="29" w:author="PR Preview" w:date="2026-01-01T00:00:00Z">
+        <w:r>
+          <w:t xml:space="preserve">do not belong in the statement of a theorem</w:t>
+        </w:r>
+      </w:ins>
+      <w:ins w:id="30" w:author="PR Preview" w:date="2026-01-01T00:00:00Z">
         <w:r>
           <w:t xml:space="preserve"> </w:t>
         </w:r>
       </w:ins>
-      <w:ins w:id="29" w:author="PR Preview" w:date="2026-01-01T00:00:00Z">
+      <w:ins w:id="31" w:author="PR Preview" w:date="2026-01-01T00:00:00Z">
         <w:r>
           <w:t xml:space="preserve">(Halmos 1970, sec. 10)</w:t>
         </w:r>
       </w:ins>
-      <w:ins w:id="30" w:author="PR Preview" w:date="2026-01-01T00:00:00Z">
+      <w:ins w:id="32" w:author="PR Preview" w:date="2026-01-01T00:00:00Z">
         <w:r>
           <w:t xml:space="preserve">.</w:t>
         </w:r>
       </w:ins>
-      <w:ins w:id="31" w:author="PR Preview" w:date="2026-01-01T00:00:00Z">
+      <w:ins w:id="33" w:author="PR Preview" w:date="2026-01-01T00:00:00Z">
         <w:r>
           <w:t xml:space="preserve"> </w:t>
         </w:r>
       </w:ins>
-      <w:ins w:id="32" w:author="PR Preview" w:date="2026-01-01T00:00:00Z">
+      <w:ins w:id="34" w:author="PR Preview" w:date="2026-01-01T00:00:00Z">
         <w:r>
           <w:t xml:space="preserve">A reasoning word in a statement (</w:t>
         </w:r>
       </w:ins>
-      <w:ins w:id="33" w:author="PR Preview" w:date="2026-01-01T00:00:00Z">
+      <w:ins w:id="35" w:author="PR Preview" w:date="2026-01-01T00:00:00Z">
         <w:r>
           <w:t xml:space="preserve">“so”</w:t>
         </w:r>
       </w:ins>
-      <w:ins w:id="34" w:author="PR Preview" w:date="2026-01-01T00:00:00Z">
+      <w:ins w:id="36" w:author="PR Preview" w:date="2026-01-01T00:00:00Z">
         <w:r>
           <w:t xml:space="preserve">,</w:t>
         </w:r>
       </w:ins>
-      <w:ins w:id="35" w:author="PR Preview" w:date="2026-01-01T00:00:00Z">
+      <w:ins w:id="37" w:author="PR Preview" w:date="2026-01-01T00:00:00Z">
         <w:r>
           <w:t xml:space="preserve"> </w:t>
         </w:r>
       </w:ins>
-      <w:ins w:id="36" w:author="PR Preview" w:date="2026-01-01T00:00:00Z">
+      <w:ins w:id="38" w:author="PR Preview" w:date="2026-01-01T00:00:00Z">
         <w:r>
           <w:t xml:space="preserve">“because”</w:t>
         </w:r>
       </w:ins>
-      <w:ins w:id="37" w:author="PR Preview" w:date="2026-01-01T00:00:00Z">
+      <w:ins w:id="39" w:author="PR Preview" w:date="2026-01-01T00:00:00Z">
         <w:r>
           <w:t xml:space="preserve">) is a separate fault,</w:t>
         </w:r>
       </w:ins>
-      <w:ins w:id="38" w:author="PR Preview" w:date="2026-01-01T00:00:00Z">
+      <w:ins w:id="40" w:author="PR Preview" w:date="2026-01-01T00:00:00Z">
         <w:r>
           <w:t xml:space="preserve"> </w:t>
         </w:r>
       </w:ins>
-      <w:ins w:id="39" w:author="PR Preview" w:date="2026-01-01T00:00:00Z">
+      <w:ins w:id="41" w:author="PR Preview" w:date="2026-01-01T00:00:00Z">
         <w:r>
           <w:t xml:space="preserve">and</w:t>
         </w:r>
       </w:ins>
-      <w:ins w:id="40" w:author="PR Preview" w:date="2026-01-01T00:00:00Z">
+      <w:ins w:id="42" w:author="PR Preview" w:date="2026-01-01T00:00:00Z">
         <w:r>
           <w:t xml:space="preserve"> </w:t>
         </w:r>
       </w:ins>
       <w:hyperlink r:id="rId53">
-        <w:ins w:id="41" w:author="PR Preview" w:date="2026-01-01T00:00:00Z">
+        <w:ins w:id="43" w:author="PR Preview" w:date="2026-01-01T00:00:00Z">
           <w:r>
             <w:rPr>
               <w:rStyle w:val="Hyperlink"/>
@@ -4524,12 +4534,12 @@
           </w:r>
         </w:ins>
       </w:hyperlink>
-      <w:ins w:id="42" w:author="PR Preview" w:date="2026-01-01T00:00:00Z">
+      <w:ins w:id="44" w:author="PR Preview" w:date="2026-01-01T00:00:00Z">
         <w:r>
           <w:t xml:space="preserve"> </w:t>
         </w:r>
       </w:ins>
-      <w:ins w:id="43" w:author="PR Preview" w:date="2026-01-01T00:00:00Z">
+      <w:ins w:id="45" w:author="PR Preview" w:date="2026-01-01T00:00:00Z">
         <w:r>
           <w:t xml:space="preserve">covers it.</w:t>
         </w:r>
@@ -4540,7 +4550,7 @@
       <w:pPr>
         <w:pStyle w:val="BodyText"/>
       </w:pPr>
-      <w:ins w:id="44" w:author="PR Preview" w:date="2026-01-01T00:00:00Z">
+      <w:ins w:id="46" w:author="PR Preview" w:date="2026-01-01T00:00:00Z">
         <w:r>
           <w:rPr>
             <w:b/>
@@ -4549,12 +4559,12 @@
           <w:t xml:space="preserve">Example 12 (Moving an aside out of a statement)</w:t>
         </w:r>
       </w:ins>
-      <w:ins w:id="45" w:author="PR Preview" w:date="2026-01-01T00:00:00Z">
+      <w:ins w:id="47" w:author="PR Preview" w:date="2026-01-01T00:00:00Z">
         <w:r>
           <w:t xml:space="preserve"> </w:t>
         </w:r>
       </w:ins>
-      <w:ins w:id="46" w:author="PR Preview" w:date="2026-01-01T00:00:00Z">
+      <w:ins w:id="48" w:author="PR Preview" w:date="2026-01-01T00:00:00Z">
         <w:r>
           <w:t xml:space="preserve"> </w:t>
         </w:r>
@@ -4564,12 +4574,12 @@
       <w:pPr>
         <w:pStyle w:val="BlockText"/>
       </w:pPr>
-      <w:ins w:id="47" w:author="PR Preview" w:date="2026-01-01T00:00:00Z">
+      <w:ins w:id="49" w:author="PR Preview" w:date="2026-01-01T00:00:00Z">
         <w:r>
           <w:t xml:space="preserve">❌ Without loss of generality, let</w:t>
         </w:r>
       </w:ins>
-      <w:ins w:id="48" w:author="PR Preview" w:date="2026-01-01T00:00:00Z">
+      <w:ins w:id="50" w:author="PR Preview" w:date="2026-01-01T00:00:00Z">
         <w:r>
           <w:t xml:space="preserve"> </w:t>
         </w:r>
@@ -4588,17 +4598,17 @@
           <m:t>0</m:t>
         </m:r>
       </m:oMath>
-      <w:ins w:id="49" w:author="PR Preview" w:date="2026-01-01T00:00:00Z">
+      <w:ins w:id="51" w:author="PR Preview" w:date="2026-01-01T00:00:00Z">
         <w:r>
           <w:t xml:space="preserve">.</w:t>
         </w:r>
       </w:ins>
-      <w:ins w:id="50" w:author="PR Preview" w:date="2026-01-01T00:00:00Z">
+      <w:ins w:id="52" w:author="PR Preview" w:date="2026-01-01T00:00:00Z">
         <w:r>
           <w:t xml:space="preserve"> </w:t>
         </w:r>
       </w:ins>
-      <w:ins w:id="51" w:author="PR Preview" w:date="2026-01-01T00:00:00Z">
+      <w:ins w:id="53" w:author="PR Preview" w:date="2026-01-01T00:00:00Z">
         <w:r>
           <w:t xml:space="preserve">Moreover, the sequence converges.</w:t>
         </w:r>
@@ -4608,12 +4618,12 @@
       <w:pPr>
         <w:pStyle w:val="BlockText"/>
       </w:pPr>
-      <w:ins w:id="52" w:author="PR Preview" w:date="2026-01-01T00:00:00Z">
+      <w:ins w:id="54" w:author="PR Preview" w:date="2026-01-01T00:00:00Z">
         <w:r>
           <w:t xml:space="preserve">✅ If</w:t>
         </w:r>
       </w:ins>
-      <w:ins w:id="53" w:author="PR Preview" w:date="2026-01-01T00:00:00Z">
+      <w:ins w:id="55" w:author="PR Preview" w:date="2026-01-01T00:00:00Z">
         <w:r>
           <w:t xml:space="preserve"> </w:t>
         </w:r>
@@ -4632,7 +4642,7 @@
           <m:t>0</m:t>
         </m:r>
       </m:oMath>
-      <w:ins w:id="54" w:author="PR Preview" w:date="2026-01-01T00:00:00Z">
+      <w:ins w:id="56" w:author="PR Preview" w:date="2026-01-01T00:00:00Z">
         <w:r>
           <w:t xml:space="preserve">, then the sequence converges.</w:t>
         </w:r>
@@ -4642,32 +4652,32 @@
       <w:pPr>
         <w:pStyle w:val="FirstParagraph"/>
       </w:pPr>
-      <w:ins w:id="55" w:author="PR Preview" w:date="2026-01-01T00:00:00Z">
+      <w:ins w:id="57" w:author="PR Preview" w:date="2026-01-01T00:00:00Z">
         <w:r>
           <w:t xml:space="preserve">The ❌ statement is two sentences, and the first one is an aside.</w:t>
         </w:r>
       </w:ins>
-      <w:ins w:id="56" w:author="PR Preview" w:date="2026-01-01T00:00:00Z">
+      <w:ins w:id="58" w:author="PR Preview" w:date="2026-01-01T00:00:00Z">
         <w:r>
           <w:t xml:space="preserve"> </w:t>
         </w:r>
       </w:ins>
-      <w:ins w:id="57" w:author="PR Preview" w:date="2026-01-01T00:00:00Z">
+      <w:ins w:id="59" w:author="PR Preview" w:date="2026-01-01T00:00:00Z">
         <w:r>
           <w:t xml:space="preserve">The ✅ statement is one implication.</w:t>
         </w:r>
       </w:ins>
-      <w:ins w:id="58" w:author="PR Preview" w:date="2026-01-01T00:00:00Z">
+      <w:ins w:id="60" w:author="PR Preview" w:date="2026-01-01T00:00:00Z">
         <w:r>
           <w:t xml:space="preserve"> </w:t>
         </w:r>
       </w:ins>
-      <w:ins w:id="59" w:author="PR Preview" w:date="2026-01-01T00:00:00Z">
+      <w:ins w:id="61" w:author="PR Preview" w:date="2026-01-01T00:00:00Z">
         <w:r>
           <w:t xml:space="preserve">If the case</w:t>
         </w:r>
       </w:ins>
-      <w:ins w:id="60" w:author="PR Preview" w:date="2026-01-01T00:00:00Z">
+      <w:ins w:id="62" w:author="PR Preview" w:date="2026-01-01T00:00:00Z">
         <w:r>
           <w:t xml:space="preserve"> </w:t>
         </w:r>
@@ -4686,12 +4696,12 @@
           <m:t>0</m:t>
         </m:r>
       </m:oMath>
-      <w:ins w:id="61" w:author="PR Preview" w:date="2026-01-01T00:00:00Z">
+      <w:ins w:id="63" w:author="PR Preview" w:date="2026-01-01T00:00:00Z">
         <w:r>
           <w:t xml:space="preserve"> </w:t>
         </w:r>
       </w:ins>
-      <w:ins w:id="62" w:author="PR Preview" w:date="2026-01-01T00:00:00Z">
+      <w:ins w:id="64" w:author="PR Preview" w:date="2026-01-01T00:00:00Z">
         <w:r>
           <w:t xml:space="preserve">needs the same argument, say so in the proof.</w:t>
         </w:r>
@@ -4702,97 +4712,97 @@
       <w:pPr>
         <w:pStyle w:val="BodyText"/>
       </w:pPr>
-      <w:ins w:id="63" w:author="PR Preview" w:date="2026-01-01T00:00:00Z">
+      <w:ins w:id="65" w:author="PR Preview" w:date="2026-01-01T00:00:00Z">
         <w:r>
           <w:t xml:space="preserve">A statement that lists many hypotheses and many conclusions is too long for one sentence.</w:t>
         </w:r>
       </w:ins>
-      <w:ins w:id="64" w:author="PR Preview" w:date="2026-01-01T00:00:00Z">
+      <w:ins w:id="66" w:author="PR Preview" w:date="2026-01-01T00:00:00Z">
         <w:r>
           <w:t xml:space="preserve"> </w:t>
         </w:r>
       </w:ins>
-      <w:ins w:id="65" w:author="PR Preview" w:date="2026-01-01T00:00:00Z">
+      <w:ins w:id="67" w:author="PR Preview" w:date="2026-01-01T00:00:00Z">
         <w:r>
           <w:t xml:space="preserve">Halmos says that</w:t>
         </w:r>
       </w:ins>
-      <w:ins w:id="66" w:author="PR Preview" w:date="2026-01-01T00:00:00Z">
+      <w:ins w:id="68" w:author="PR Preview" w:date="2026-01-01T00:00:00Z">
         <w:r>
           <w:t xml:space="preserve"> </w:t>
         </w:r>
       </w:ins>
-      <w:ins w:id="67" w:author="PR Preview" w:date="2026-01-01T00:00:00Z">
+      <w:ins w:id="69" w:author="PR Preview" w:date="2026-01-01T00:00:00Z">
         <w:r>
           <w:t xml:space="preserve">“a list of eight hypotheses … and a list of six conclusions do not a theorem make;</w:t>
         </w:r>
       </w:ins>
-      <w:ins w:id="68" w:author="PR Preview" w:date="2026-01-01T00:00:00Z">
+      <w:ins w:id="70" w:author="PR Preview" w:date="2026-01-01T00:00:00Z">
         <w:r>
           <w:t xml:space="preserve"> </w:t>
         </w:r>
       </w:ins>
-      <w:ins w:id="69" w:author="PR Preview" w:date="2026-01-01T00:00:00Z">
+      <w:ins w:id="71" w:author="PR Preview" w:date="2026-01-01T00:00:00Z">
         <w:r>
           <w:t xml:space="preserve">they are a badly expounded theory”</w:t>
         </w:r>
       </w:ins>
-      <w:ins w:id="70" w:author="PR Preview" w:date="2026-01-01T00:00:00Z">
+      <w:ins w:id="72" w:author="PR Preview" w:date="2026-01-01T00:00:00Z">
         <w:r>
           <w:t xml:space="preserve">,</w:t>
         </w:r>
       </w:ins>
-      <w:ins w:id="71" w:author="PR Preview" w:date="2026-01-01T00:00:00Z">
+      <w:ins w:id="73" w:author="PR Preview" w:date="2026-01-01T00:00:00Z">
         <w:r>
           <w:t xml:space="preserve"> </w:t>
         </w:r>
       </w:ins>
-      <w:ins w:id="72" w:author="PR Preview" w:date="2026-01-01T00:00:00Z">
+      <w:ins w:id="74" w:author="PR Preview" w:date="2026-01-01T00:00:00Z">
         <w:r>
           <w:t xml:space="preserve">and that the hypotheses</w:t>
         </w:r>
       </w:ins>
-      <w:ins w:id="73" w:author="PR Preview" w:date="2026-01-01T00:00:00Z">
+      <w:ins w:id="75" w:author="PR Preview" w:date="2026-01-01T00:00:00Z">
         <w:r>
           <w:t xml:space="preserve"> </w:t>
         </w:r>
       </w:ins>
-      <w:ins w:id="74" w:author="PR Preview" w:date="2026-01-01T00:00:00Z">
+      <w:ins w:id="76" w:author="PR Preview" w:date="2026-01-01T00:00:00Z">
         <w:r>
           <w:t xml:space="preserve">“probably describe a general concept that deserves to be isolated, named, and studied”</w:t>
         </w:r>
       </w:ins>
-      <w:ins w:id="75" w:author="PR Preview" w:date="2026-01-01T00:00:00Z">
+      <w:ins w:id="77" w:author="PR Preview" w:date="2026-01-01T00:00:00Z">
         <w:r>
           <w:t xml:space="preserve"> </w:t>
         </w:r>
       </w:ins>
-      <w:ins w:id="76" w:author="PR Preview" w:date="2026-01-01T00:00:00Z">
+      <w:ins w:id="78" w:author="PR Preview" w:date="2026-01-01T00:00:00Z">
         <w:r>
           <w:t xml:space="preserve">(Halmos 1970, sec. 10)</w:t>
         </w:r>
       </w:ins>
-      <w:ins w:id="77" w:author="PR Preview" w:date="2026-01-01T00:00:00Z">
+      <w:ins w:id="79" w:author="PR Preview" w:date="2026-01-01T00:00:00Z">
         <w:r>
           <w:t xml:space="preserve">.</w:t>
         </w:r>
       </w:ins>
-      <w:ins w:id="78" w:author="PR Preview" w:date="2026-01-01T00:00:00Z">
+      <w:ins w:id="80" w:author="PR Preview" w:date="2026-01-01T00:00:00Z">
         <w:r>
           <w:t xml:space="preserve"> </w:t>
         </w:r>
       </w:ins>
-      <w:ins w:id="79" w:author="PR Preview" w:date="2026-01-01T00:00:00Z">
+      <w:ins w:id="81" w:author="PR Preview" w:date="2026-01-01T00:00:00Z">
         <w:r>
           <w:t xml:space="preserve">Name the shared concept in its own definition,</w:t>
         </w:r>
       </w:ins>
-      <w:ins w:id="80" w:author="PR Preview" w:date="2026-01-01T00:00:00Z">
+      <w:ins w:id="82" w:author="PR Preview" w:date="2026-01-01T00:00:00Z">
         <w:r>
           <w:t xml:space="preserve"> </w:t>
         </w:r>
       </w:ins>
-      <w:ins w:id="81" w:author="PR Preview" w:date="2026-01-01T00:00:00Z">
+      <w:ins w:id="83" w:author="PR Preview" w:date="2026-01-01T00:00:00Z">
         <w:r>
           <w:t xml:space="preserve">and state each conclusion as its own result.</w:t>
         </w:r>
@@ -4802,94 +4812,109 @@
       <w:pPr>
         <w:pStyle w:val="BodyText"/>
       </w:pPr>
-      <w:ins w:id="82" w:author="PR Preview" w:date="2026-01-01T00:00:00Z">
-        <w:r>
-          <w:t xml:space="preserve">A warn-only check flags</w:t>
-        </w:r>
-      </w:ins>
-      <w:ins w:id="83" w:author="PR Preview" w:date="2026-01-01T00:00:00Z">
+      <w:ins w:id="84" w:author="PR Preview" w:date="2026-01-01T00:00:00Z">
+        <w:r>
+          <w:t xml:space="preserve">A warn-only check (</w:t>
+        </w:r>
+      </w:ins>
+      <w:hyperlink r:id="rId55">
+        <w:ins w:id="85" w:author="PR Preview" w:date="2026-01-01T00:00:00Z">
+          <w:r>
+            <w:rPr>
+              <w:rStyle w:val="Hyperlink"/>
+            </w:rPr>
+            <w:t xml:space="preserve">gha#1368</w:t>
+          </w:r>
+        </w:ins>
+      </w:hyperlink>
+      <w:ins w:id="86" w:author="PR Preview" w:date="2026-01-01T00:00:00Z">
+        <w:r>
+          <w:t xml:space="preserve">) flags</w:t>
+        </w:r>
+      </w:ins>
+      <w:ins w:id="87" w:author="PR Preview" w:date="2026-01-01T00:00:00Z">
         <w:r>
           <w:t xml:space="preserve"> </w:t>
         </w:r>
       </w:ins>
-      <w:ins w:id="84" w:author="PR Preview" w:date="2026-01-01T00:00:00Z">
+      <w:ins w:id="88" w:author="PR Preview" w:date="2026-01-01T00:00:00Z">
         <w:r>
           <w:t xml:space="preserve">“without loss of generality”</w:t>
         </w:r>
       </w:ins>
-      <w:ins w:id="85" w:author="PR Preview" w:date="2026-01-01T00:00:00Z">
+      <w:ins w:id="89" w:author="PR Preview" w:date="2026-01-01T00:00:00Z">
         <w:r>
           <w:t xml:space="preserve">,</w:t>
         </w:r>
       </w:ins>
-      <w:ins w:id="86" w:author="PR Preview" w:date="2026-01-01T00:00:00Z">
+      <w:ins w:id="90" w:author="PR Preview" w:date="2026-01-01T00:00:00Z">
         <w:r>
           <w:t xml:space="preserve"> </w:t>
         </w:r>
       </w:ins>
-      <w:ins w:id="87" w:author="PR Preview" w:date="2026-01-01T00:00:00Z">
+      <w:ins w:id="91" w:author="PR Preview" w:date="2026-01-01T00:00:00Z">
         <w:r>
           <w:t xml:space="preserve">“moreover”</w:t>
         </w:r>
       </w:ins>
-      <w:ins w:id="88" w:author="PR Preview" w:date="2026-01-01T00:00:00Z">
+      <w:ins w:id="92" w:author="PR Preview" w:date="2026-01-01T00:00:00Z">
         <w:r>
           <w:t xml:space="preserve"> </w:t>
         </w:r>
       </w:ins>
-      <w:ins w:id="89" w:author="PR Preview" w:date="2026-01-01T00:00:00Z">
+      <w:ins w:id="93" w:author="PR Preview" w:date="2026-01-01T00:00:00Z">
         <w:r>
           <w:t xml:space="preserve">and</w:t>
         </w:r>
       </w:ins>
-      <w:ins w:id="90" w:author="PR Preview" w:date="2026-01-01T00:00:00Z">
+      <w:ins w:id="94" w:author="PR Preview" w:date="2026-01-01T00:00:00Z">
         <w:r>
           <w:t xml:space="preserve"> </w:t>
         </w:r>
       </w:ins>
-      <w:ins w:id="91" w:author="PR Preview" w:date="2026-01-01T00:00:00Z">
+      <w:ins w:id="95" w:author="PR Preview" w:date="2026-01-01T00:00:00Z">
         <w:r>
           <w:t xml:space="preserve">“furthermore”</w:t>
         </w:r>
       </w:ins>
-      <w:ins w:id="92" w:author="PR Preview" w:date="2026-01-01T00:00:00Z">
+      <w:ins w:id="96" w:author="PR Preview" w:date="2026-01-01T00:00:00Z">
         <w:r>
           <w:t xml:space="preserve"> </w:t>
         </w:r>
       </w:ins>
-      <w:ins w:id="93" w:author="PR Preview" w:date="2026-01-01T00:00:00Z">
+      <w:ins w:id="97" w:author="PR Preview" w:date="2026-01-01T00:00:00Z">
         <w:r>
           <w:t xml:space="preserve">on a line that a pull request adds to a theorem statement.</w:t>
         </w:r>
       </w:ins>
-      <w:ins w:id="94" w:author="PR Preview" w:date="2026-01-01T00:00:00Z">
+      <w:ins w:id="98" w:author="PR Preview" w:date="2026-01-01T00:00:00Z">
         <w:r>
           <w:t xml:space="preserve"> </w:t>
         </w:r>
       </w:ins>
-      <w:ins w:id="95" w:author="PR Preview" w:date="2026-01-01T00:00:00Z">
+      <w:ins w:id="99" w:author="PR Preview" w:date="2026-01-01T00:00:00Z">
         <w:r>
           <w:t xml:space="preserve">No check can measure whether a statement is short or whether its hypotheses form a concept,</w:t>
         </w:r>
       </w:ins>
-      <w:ins w:id="96" w:author="PR Preview" w:date="2026-01-01T00:00:00Z">
+      <w:ins w:id="100" w:author="PR Preview" w:date="2026-01-01T00:00:00Z">
         <w:r>
           <w:t xml:space="preserve"> </w:t>
         </w:r>
       </w:ins>
-      <w:ins w:id="97" w:author="PR Preview" w:date="2026-01-01T00:00:00Z">
+      <w:ins w:id="101" w:author="PR Preview" w:date="2026-01-01T00:00:00Z">
         <w:r>
           <w:t xml:space="preserve">so the length rule stays a writing rule that review enforces.</w:t>
         </w:r>
       </w:ins>
     </w:p>
-    <w:bookmarkEnd w:id="55"/>
-    <w:bookmarkStart w:id="69" w:name="rules-that-other-chapters-cover"/>
+    <w:bookmarkEnd w:id="56"/>
+    <w:bookmarkStart w:id="70" w:name="rules-that-other-chapters-cover"/>
     <w:p>
       <w:pPr>
         <w:pStyle w:val="Heading2"/>
       </w:pPr>
-      <w:ins w:id="98" w:author="PR Preview" w:date="2026-01-01T00:00:00Z">
+      <w:ins w:id="102" w:author="PR Preview" w:date="2026-01-01T00:00:00Z">
         <w:r>
           <w:t xml:space="preserve">13 Rules that other chapters cover</w:t>
         </w:r>
@@ -4927,7 +4952,7 @@
       <w:tr>
         <w:tc>
           <w:tcPr/>
-          <w:bookmarkStart w:id="63" w:name="tbl-knuth-elsewhere"/>
+          <w:bookmarkStart w:id="64" w:name="tbl-knuth-elsewhere"/>
           <w:p>
             <w:pPr>
               <w:jc w:val="center"/>
@@ -5063,7 +5088,7 @@
                     <w:pStyle w:val="Compact"/>
                     <w:jc w:val="center"/>
                   </w:pPr>
-                  <w:hyperlink r:id="rId56">
+                  <w:hyperlink r:id="rId57">
                     <w:r>
                       <w:rPr>
                         <w:rStyle w:val="Hyperlink"/>
@@ -5094,7 +5119,7 @@
                     <w:pStyle w:val="Compact"/>
                     <w:jc w:val="center"/>
                   </w:pPr>
-                  <w:hyperlink r:id="rId57">
+                  <w:hyperlink r:id="rId58">
                     <w:r>
                       <w:rPr>
                         <w:rStyle w:val="Hyperlink"/>
@@ -5125,7 +5150,7 @@
                     <w:pStyle w:val="Compact"/>
                     <w:jc w:val="center"/>
                   </w:pPr>
-                  <w:hyperlink r:id="rId58">
+                  <w:hyperlink r:id="rId59">
                     <w:r>
                       <w:rPr>
                         <w:rStyle w:val="Hyperlink"/>
@@ -5156,7 +5181,7 @@
                     <w:pStyle w:val="Compact"/>
                     <w:jc w:val="center"/>
                   </w:pPr>
-                  <w:hyperlink r:id="rId59">
+                  <w:hyperlink r:id="rId60">
                     <w:r>
                       <w:rPr>
                         <w:rStyle w:val="Hyperlink"/>
@@ -5205,7 +5230,7 @@
                   <w:r>
                     <w:t xml:space="preserve"> </w:t>
                   </w:r>
-                  <w:hyperlink r:id="rId60">
+                  <w:hyperlink r:id="rId61">
                     <w:r>
                       <w:rPr>
                         <w:rStyle w:val="Hyperlink"/>
@@ -5222,7 +5247,7 @@
                     <w:pStyle w:val="Compact"/>
                     <w:jc w:val="center"/>
                   </w:pPr>
-                  <w:hyperlink r:id="rId61">
+                  <w:hyperlink r:id="rId62">
                     <w:r>
                       <w:rPr>
                         <w:rStyle w:val="Hyperlink"/>
@@ -5253,7 +5278,7 @@
                     <w:pStyle w:val="Compact"/>
                     <w:jc w:val="center"/>
                   </w:pPr>
-                  <w:hyperlink r:id="rId62">
+                  <w:hyperlink r:id="rId63">
                     <w:r>
                       <w:rPr>
                         <w:rStyle w:val="Hyperlink"/>
@@ -5265,13 +5290,13 @@
               </w:tc>
             </w:tr>
           </w:tbl>
-          <w:bookmarkEnd w:id="63"/>
+          <w:bookmarkEnd w:id="64"/>
           <w:p/>
         </w:tc>
       </w:tr>
     </w:tbl>
-    <w:bookmarkStart w:id="68" w:name="refs"/>
-    <w:bookmarkStart w:id="65" w:name="ref-halmos1970write"/>
+    <w:bookmarkStart w:id="69" w:name="refs"/>
+    <w:bookmarkStart w:id="66" w:name="ref-halmos1970write"/>
     <w:p>
       <w:pPr>
         <w:pStyle w:val="Bibliography"/>
@@ -5318,7 +5343,7 @@
       <w:r>
         <w:t xml:space="preserve"> </w:t>
       </w:r>
-      <w:hyperlink r:id="rId64">
+      <w:hyperlink r:id="rId65">
         <w:r>
           <w:rPr>
             <w:rStyle w:val="Hyperlink"/>
@@ -5330,8 +5355,8 @@
         <w:t xml:space="preserve">.</w:t>
       </w:r>
     </w:p>
-    <w:bookmarkEnd w:id="65"/>
-    <w:bookmarkStart w:id="67" w:name="ref-knuth1987mathematical"/>
+    <w:bookmarkEnd w:id="66"/>
+    <w:bookmarkStart w:id="68" w:name="ref-knuth1987mathematical"/>
     <w:p>
       <w:pPr>
         <w:pStyle w:val="Bibliography"/>
@@ -5355,7 +5380,7 @@
       <w:r>
         <w:t xml:space="preserve"> </w:t>
       </w:r>
-      <w:hyperlink r:id="rId66">
+      <w:hyperlink r:id="rId67">
         <w:r>
           <w:rPr>
             <w:rStyle w:val="Hyperlink"/>
@@ -5367,9 +5392,9 @@
         <w:t xml:space="preserve">.</w:t>
       </w:r>
     </w:p>
-    <w:bookmarkEnd w:id="67"/>
     <w:bookmarkEnd w:id="68"/>
     <w:bookmarkEnd w:id="69"/>
+    <w:bookmarkEnd w:id="70"/>
     <w:sectPr>
       <w:footnotePr>
         <w:numRestart w:val="eachSect"/>
